--- a/docs/index.docx
+++ b/docs/index.docx
@@ -16,6 +16,14 @@
       </w:pPr>
       <w:r>
         <w:t xml:space="preserve">Lucy Webster</w:t>
+      </w:r>
+    </w:p>
+    <w:p>
+      <w:pPr>
+        <w:pStyle w:val="Date"/>
+      </w:pPr>
+      <w:r>
+        <w:t xml:space="preserve">2 October 2026</w:t>
       </w:r>
     </w:p>
     <w:sdt>
@@ -44,7 +52,160 @@
         </w:p>
       </w:sdtContent>
     </w:sdt>
-    <w:bookmarkStart w:id="30" w:name="total-emissions"/>
+    <w:tbl>
+      <w:tblPr>
+        <w:tblStyle w:val="Table"/>
+        <w:tblLook w:firstRow="0" w:lastRow="0" w:firstColumn="0" w:lastColumn="0" w:noHBand="0" w:noVBand="0" w:val="0000"/>
+        <w:tblBorders>
+          <w:top w:val="single" w:sz="4" w:space="0" w:color="0758E5"/>
+          <w:left w:val="single" w:sz="24" w:space="0" w:color="0758E5"/>
+          <w:bottom w:val="single" w:sz="4" w:space="0" w:color="0758E5"/>
+          <w:right w:val="single" w:sz="4" w:space="0" w:color="0758E5"/>
+        </w:tblBorders>
+        <w:tblCellMar>
+          <w:left w:w="144" w:type="dxa"/>
+          <w:right w:w="144" w:type="dxa"/>
+        </w:tblCellMar>
+        <w:tblLook w:firstRow="0" w:lastRow="0" w:firstColumn="0" w:lastColumn="0" w:noHBand="0" w:noVBand="0" w:val="0000"/>
+      </w:tblPr>
+      <w:tr>
+        <w:trPr>
+          <w:cantSplit/>
+        </w:trPr>
+        <w:tc>
+          <w:tcPr>
+            <w:shd w:color="auto" w:fill="dae6fb" w:val="clear"/>
+            <w:tcMar>
+              <w:top w:w="92" w:type="dxa"/>
+              <w:bottom w:w="92" w:type="dxa"/>
+            </w:tcMar>
+          </w:tcPr>
+          <w:p>
+            <w:pPr>
+              <w:pStyle w:val="FirstParagraph"/>
+            </w:pPr>
+            <w:pPr>
+              <w:spacing w:before="0" w:after="0"/>
+              <w:textAlignment w:val="center"/>
+            </w:pPr>
+            <w:r>
+              <w:drawing>
+                <wp:inline>
+                  <wp:extent cx="152400" cy="152400"/>
+                  <wp:effectExtent b="0" l="0" r="0" t="0"/>
+                  <wp:docPr descr="" title="" id="21" name="Picture"/>
+                  <a:graphic>
+                    <a:graphicData uri="http://schemas.openxmlformats.org/drawingml/2006/picture">
+                      <pic:pic>
+                        <pic:nvPicPr>
+                          <pic:cNvPr descr="C:\Program Files\RStudio\resources\app\bin\quarto\share\formats\docx\note.png" id="22" name="Picture"/>
+                          <pic:cNvPicPr>
+                            <a:picLocks noChangeArrowheads="1" noChangeAspect="1"/>
+                          </pic:cNvPicPr>
+                        </pic:nvPicPr>
+                        <pic:blipFill>
+                          <a:blip r:embed="rId20"/>
+                          <a:stretch>
+                            <a:fillRect/>
+                          </a:stretch>
+                        </pic:blipFill>
+                        <pic:spPr bwMode="auto">
+                          <a:xfrm>
+                            <a:off x="0" y="0"/>
+                            <a:ext cx="152400" cy="152400"/>
+                          </a:xfrm>
+                          <a:prstGeom prst="rect">
+                            <a:avLst/>
+                          </a:prstGeom>
+                          <a:noFill/>
+                          <a:ln w="9525">
+                            <a:noFill/>
+                            <a:headEnd/>
+                            <a:tailEnd/>
+                          </a:ln>
+                        </pic:spPr>
+                      </pic:pic>
+                    </a:graphicData>
+                  </a:graphic>
+                </wp:inline>
+              </w:drawing>
+            </w:r>
+            <w:r>
+              <w:t xml:space="preserve"> </w:t>
+            </w:r>
+            <w:r>
+              <w:t xml:space="preserve"> </w:t>
+            </w:r>
+            <w:r>
+              <w:t xml:space="preserve">Key findings</w:t>
+            </w:r>
+          </w:p>
+        </w:tc>
+      </w:tr>
+      <w:tr>
+        <w:trPr>
+          <w:cantSplit/>
+        </w:trPr>
+        <w:tc>
+          <w:tcPr>
+            <w:tcMar>
+              <w:top w:w="108" w:type="dxa"/>
+              <w:bottom w:w="108" w:type="dxa"/>
+            </w:tcMar>
+          </w:tcPr>
+          <w:p>
+            <w:pPr>
+              <w:pStyle w:val="Compact"/>
+              <w:numPr>
+                <w:ilvl w:val="0"/>
+                <w:numId w:val="1001"/>
+              </w:numPr>
+            </w:pPr>
+            <w:r>
+              <w:t xml:space="preserve">UK benzene emissions fell 87% between 1990 and 2023, mostly in the 1990s.</w:t>
+            </w:r>
+          </w:p>
+          <w:p>
+            <w:pPr>
+              <w:pStyle w:val="Compact"/>
+              <w:numPr>
+                <w:ilvl w:val="0"/>
+                <w:numId w:val="1001"/>
+              </w:numPr>
+            </w:pPr>
+            <w:r>
+              <w:t xml:space="preserve">Road transport fell from 75% to 12% of emissions; domestic combustion (mainly wood burning) is now the largest source at 33%.</w:t>
+            </w:r>
+          </w:p>
+          <w:p>
+            <w:pPr>
+              <w:pStyle w:val="Compact"/>
+              <w:numPr>
+                <w:ilvl w:val="0"/>
+                <w:numId w:val="1001"/>
+              </w:numPr>
+            </w:pPr>
+            <w:r>
+              <w:t xml:space="preserve">Point sources make up about 10% of emissions with the ten biggest emitters contributng 57% of that.</w:t>
+            </w:r>
+          </w:p>
+          <w:p>
+            <w:pPr>
+              <w:pStyle w:val="Compact"/>
+              <w:numPr>
+                <w:ilvl w:val="0"/>
+                <w:numId w:val="1001"/>
+              </w:numPr>
+            </w:pPr>
+            <w:r>
+              <w:t xml:space="preserve">Six of the ten largest point sources have no active benzene monitoring site within 10 km.</w:t>
+            </w:r>
+          </w:p>
+          <w:p/>
+        </w:tc>
+      </w:tr>
+    </w:tbl>
+    <w:bookmarkStart w:id="33" w:name="total-emissions"/>
     <w:p>
       <w:pPr>
         <w:pStyle w:val="Heading2"/>
@@ -63,7 +224,7 @@
       <w:r>
         <w:t xml:space="preserve"> </w:t>
       </w:r>
-      <w:hyperlink r:id="rId20">
+      <w:hyperlink r:id="rId23">
         <w:r>
           <w:rPr>
             <w:rStyle w:val="Hyperlink"/>
@@ -138,7 +299,7 @@
       <w:tr>
         <w:tc>
           <w:tcPr/>
-          <w:bookmarkStart w:id="24" w:name="fig-total-emissions"/>
+          <w:bookmarkStart w:id="27" w:name="fig-total-emissions"/>
           <w:p>
             <w:pPr>
               <w:pStyle w:val="Compact"/>
@@ -149,18 +310,18 @@
                 <wp:inline>
                   <wp:extent cx="5334000" cy="3824552"/>
                   <wp:effectExtent b="0" l="0" r="0" t="0"/>
-                  <wp:docPr descr="" title="" id="22" name="Picture"/>
+                  <wp:docPr descr="" title="" id="25" name="Picture"/>
                   <a:graphic>
                     <a:graphicData uri="http://schemas.openxmlformats.org/drawingml/2006/picture">
                       <pic:pic>
                         <pic:nvPicPr>
-                          <pic:cNvPr descr="index_files/figure-docx/fig-total-emissions-1.png" id="23" name="Picture"/>
+                          <pic:cNvPr descr="index_files/figure-docx/fig-total-emissions-1.png" id="26" name="Picture"/>
                           <pic:cNvPicPr>
                             <a:picLocks noChangeArrowheads="1" noChangeAspect="1"/>
                           </pic:cNvPicPr>
                         </pic:nvPicPr>
                         <pic:blipFill>
-                          <a:blip r:embed="rId21"/>
+                          <a:blip r:embed="rId24"/>
                           <a:stretch>
                             <a:fillRect/>
                           </a:stretch>
@@ -200,11 +361,11 @@
               <w:t xml:space="preserve">Figure 1: Annual UK benzene emissions, 1990–2023. Excludes memo items (international shipping and international aviation cruise). Source: NAEI.</w:t>
             </w:r>
           </w:p>
-          <w:bookmarkEnd w:id="24"/>
+          <w:bookmarkEnd w:id="27"/>
         </w:tc>
       </w:tr>
     </w:tbl>
-    <w:bookmarkStart w:id="29" w:name="by-emission-source"/>
+    <w:bookmarkStart w:id="32" w:name="by-emission-source"/>
     <w:p>
       <w:pPr>
         <w:pStyle w:val="Heading3"/>
@@ -218,7 +379,7 @@
         <w:pStyle w:val="FirstParagraph"/>
       </w:pPr>
       <w:r>
-        <w:t xml:space="preserve">The NAEI reports benzene emissions from about 342 individual sources. For this report they have been grouped into seven broad categories (see</w:t>
+        <w:t xml:space="preserve">The NAEI reports benzene emissions from 342 combinations of source and fuel (and around 145 distinct sources). For this report they have been grouped into seven broad categories (see</w:t>
       </w:r>
       <w:r>
         <w:t xml:space="preserve"> </w:t>
@@ -241,7 +402,7 @@
         <w:pStyle w:val="BodyText"/>
       </w:pPr>
       <w:r>
-        <w:t xml:space="preserve">In 1990, road transport dominated UK benzene emissions and accounted for three-quarters (75%) of the total. Its share has fallen steadily as regulation has been introduced, and by 2023 road transport contributed 12% of the total emissions (0.9 kt, down from 46 kt). No other source have seen similar levels of reduction so the mix of sources now looks different. In 2015, Domestic combustion overtook road transport as the largest single source in 2015 and made up a third (33%) of emissions in 2023. Industry (16%), shipping and other transport (13%) and waste (11%) are now all comparable to or larger than road transport.</w:t>
+        <w:t xml:space="preserve">In 1990, road transport dominated UK benzene emissions and accounted for three-quarters (75%) of the total. Its share has fallen steadily as regulation has been introduced, and by 2023 road transport contributed 12% of the total emissions (0.9 kt, down from 46 kt). No other source groups have seen similar levels of reduction and so the mix of sources now looks different than in 1990. In 2015, domestic combustion overtook road transport as the largest single source and made up a third (33%) of emissions in 2023. Industry (16%), shipping and other transport (13%) and waste (11%) are now all comparable to or larger than road transport (12%).</w:t>
       </w:r>
     </w:p>
     <w:tbl>
@@ -257,7 +418,7 @@
       <w:tr>
         <w:tc>
           <w:tcPr/>
-          <w:bookmarkStart w:id="28" w:name="fig-source-shares"/>
+          <w:bookmarkStart w:id="31" w:name="fig-source-shares"/>
           <w:p>
             <w:pPr>
               <w:pStyle w:val="Compact"/>
@@ -268,18 +429,18 @@
                 <wp:inline>
                   <wp:extent cx="5334000" cy="3824552"/>
                   <wp:effectExtent b="0" l="0" r="0" t="0"/>
-                  <wp:docPr descr="" title="" id="26" name="Picture"/>
+                  <wp:docPr descr="" title="" id="29" name="Picture"/>
                   <a:graphic>
                     <a:graphicData uri="http://schemas.openxmlformats.org/drawingml/2006/picture">
                       <pic:pic>
                         <pic:nvPicPr>
-                          <pic:cNvPr descr="index_files/figure-docx/fig-source-shares-1.png" id="27" name="Picture"/>
+                          <pic:cNvPr descr="index_files/figure-docx/fig-source-shares-1.png" id="30" name="Picture"/>
                           <pic:cNvPicPr>
                             <a:picLocks noChangeArrowheads="1" noChangeAspect="1"/>
                           </pic:cNvPicPr>
                         </pic:nvPicPr>
                         <pic:blipFill>
-                          <a:blip r:embed="rId25"/>
+                          <a:blip r:embed="rId28"/>
                           <a:stretch>
                             <a:fillRect/>
                           </a:stretch>
@@ -319,7 +480,7 @@
               <w:t xml:space="preserve">Figure 2: Share of UK benzene emissions by source category, 1990–2023. Sources have been grouped into seven categories (see benzene_source_lookup.csv). Source: NAEI.</w:t>
             </w:r>
           </w:p>
-          <w:bookmarkEnd w:id="28"/>
+          <w:bookmarkEnd w:id="31"/>
         </w:tc>
       </w:tr>
     </w:tbl>
@@ -328,11 +489,11 @@
         <w:pStyle w:val="BodyText"/>
       </w:pPr>
       <w:r>
-        <w:t xml:space="preserve">However, a rising share does not mean rising emissions. Domestic emissions fell from 4.4 kt in 1990 to 2.6 kt in 2023; they simply fell more slowly than everything else. The next figures show the change in absolute terms. Within the domestic sector, the fuel mix has changed markedly. Coal burning, which produced 1.9 kt in 1990, now produces less than 0.1 kt. Over the same period, emissions from domestic wood burning have roughly tripled, from 0.5 kt to 1.7 kt, and wood is now the main source of domestic benzene. Waste and shipping have also become relatively more important as their emissions have changed little since 1990.</w:t>
+        <w:t xml:space="preserve">However, a rising share does not mean rising emissions. Domestic emissions fell from 4.4 kt in 1990 to 2.6 kt in 2023. Within the domestic sector, the fuel mix has changed markedly. Coal burning, which produced 1.9 kt in 1990, now produces less than 0.1 kt. However, over the same period emissions from domestic wood burning have more than tripled, from 0.5 kt to 1.7 kt, and wood is now the main source of domestic benzene. As emissions from the waste and shipping sectors have not seen significant reductions, they have also become relatively more important.</w:t>
       </w:r>
     </w:p>
-    <w:bookmarkEnd w:id="29"/>
-    <w:bookmarkEnd w:id="30"/>
+    <w:bookmarkEnd w:id="32"/>
+    <w:bookmarkEnd w:id="33"/>
     <w:p>
       <w:pPr>
         <w:pStyle w:val="Heading2"/>
@@ -378,7 +539,7 @@
       <w:tr>
         <w:tc>
           <w:tcPr/>
-          <w:bookmarkStart w:id="34" w:name="fig-source-absolute"/>
+          <w:bookmarkStart w:id="37" w:name="fig-source-absolute"/>
           <w:p>
             <w:pPr>
               <w:pStyle w:val="Compact"/>
@@ -389,18 +550,18 @@
                 <wp:inline>
                   <wp:extent cx="5334000" cy="3824552"/>
                   <wp:effectExtent b="0" l="0" r="0" t="0"/>
-                  <wp:docPr descr="" title="" id="32" name="Picture"/>
+                  <wp:docPr descr="" title="" id="35" name="Picture"/>
                   <a:graphic>
                     <a:graphicData uri="http://schemas.openxmlformats.org/drawingml/2006/picture">
                       <pic:pic>
                         <pic:nvPicPr>
-                          <pic:cNvPr descr="index_files/figure-docx/fig-source-absolute-1.png" id="33" name="Picture"/>
+                          <pic:cNvPr descr="index_files/figure-docx/fig-source-absolute-1.png" id="36" name="Picture"/>
                           <pic:cNvPicPr>
                             <a:picLocks noChangeArrowheads="1" noChangeAspect="1"/>
                           </pic:cNvPicPr>
                         </pic:nvPicPr>
                         <pic:blipFill>
-                          <a:blip r:embed="rId31"/>
+                          <a:blip r:embed="rId34"/>
                           <a:stretch>
                             <a:fillRect/>
                           </a:stretch>
@@ -440,7 +601,7 @@
               <w:t xml:space="preserve">Figure 3: Annual benzene emissions (kt) by source category, 1990–2023. Each panel has its own y-axis scale. Panels are ordered by the reduction since 1990, largest first.</w:t>
             </w:r>
           </w:p>
-          <w:bookmarkEnd w:id="34"/>
+          <w:bookmarkEnd w:id="37"/>
         </w:tc>
       </w:tr>
     </w:tbl>
@@ -473,7 +634,7 @@
       <w:tr>
         <w:tc>
           <w:tcPr/>
-          <w:bookmarkStart w:id="38" w:name="fig-source-relative"/>
+          <w:bookmarkStart w:id="41" w:name="fig-source-relative"/>
           <w:p>
             <w:pPr>
               <w:pStyle w:val="Compact"/>
@@ -484,18 +645,18 @@
                 <wp:inline>
                   <wp:extent cx="5334000" cy="3824552"/>
                   <wp:effectExtent b="0" l="0" r="0" t="0"/>
-                  <wp:docPr descr="" title="" id="36" name="Picture"/>
+                  <wp:docPr descr="" title="" id="39" name="Picture"/>
                   <a:graphic>
                     <a:graphicData uri="http://schemas.openxmlformats.org/drawingml/2006/picture">
                       <pic:pic>
                         <pic:nvPicPr>
-                          <pic:cNvPr descr="index_files/figure-docx/fig-source-relative-1.png" id="37" name="Picture"/>
+                          <pic:cNvPr descr="index_files/figure-docx/fig-source-relative-1.png" id="40" name="Picture"/>
                           <pic:cNvPicPr>
                             <a:picLocks noChangeArrowheads="1" noChangeAspect="1"/>
                           </pic:cNvPicPr>
                         </pic:nvPicPr>
                         <pic:blipFill>
-                          <a:blip r:embed="rId35"/>
+                          <a:blip r:embed="rId38"/>
                           <a:stretch>
                             <a:fillRect/>
                           </a:stretch>
@@ -535,7 +696,7 @@
               <w:t xml:space="preserve">Figure 4: Benzene emissions by source category as a percentage of 1990 emissions. The dashed line marks the 1990 level (100%).</w:t>
             </w:r>
           </w:p>
-          <w:bookmarkEnd w:id="38"/>
+          <w:bookmarkEnd w:id="41"/>
         </w:tc>
       </w:tr>
     </w:tbl>
@@ -544,10 +705,10 @@
         <w:pStyle w:val="BodyText"/>
       </w:pPr>
       <w:r>
-        <w:t xml:space="preserve">These figures show that UK benzene emissions have changed from being dominated by a mobile distributed source to being spread across several smaller ones. Many of the remaining sources, such as refineries and industrial plants, are located in fixed places rather than spread along the road network. This means national totals may say less about local exposure than they once did, and it motivates looking at where emissions occur and what we are monitoring - discussed in the next section.</w:t>
+        <w:t xml:space="preserve">These figures show that UK benzene emissions have changed from being dominated by a mobile distributed source to being spread across several smaller ones. Many of the remaining sources, such as refineries and industrial plants, are located in fixed places rather than distriubuted along the road network. National totals may therefore say less about local exposure than they once did, and it motivates comparing where emissions occur and where we are monitoring - see Section X.</w:t>
       </w:r>
     </w:p>
-    <w:bookmarkStart w:id="52" w:name="emissions-from-point-sources"/>
+    <w:bookmarkStart w:id="55" w:name="emissions-from-point-sources"/>
     <w:p>
       <w:pPr>
         <w:pStyle w:val="Heading3"/>
@@ -585,7 +746,7 @@
       <w:tr>
         <w:tc>
           <w:tcPr/>
-          <w:bookmarkStart w:id="42" w:name="fig-point-share"/>
+          <w:bookmarkStart w:id="45" w:name="fig-point-share"/>
           <w:p>
             <w:pPr>
               <w:pStyle w:val="Compact"/>
@@ -596,18 +757,18 @@
                 <wp:inline>
                   <wp:extent cx="5334000" cy="3824552"/>
                   <wp:effectExtent b="0" l="0" r="0" t="0"/>
-                  <wp:docPr descr="" title="" id="40" name="Picture"/>
+                  <wp:docPr descr="" title="" id="43" name="Picture"/>
                   <a:graphic>
                     <a:graphicData uri="http://schemas.openxmlformats.org/drawingml/2006/picture">
                       <pic:pic>
                         <pic:nvPicPr>
-                          <pic:cNvPr descr="index_files/figure-docx/fig-point-share-1.png" id="41" name="Picture"/>
+                          <pic:cNvPr descr="index_files/figure-docx/fig-point-share-1.png" id="44" name="Picture"/>
                           <pic:cNvPicPr>
                             <a:picLocks noChangeArrowheads="1" noChangeAspect="1"/>
                           </pic:cNvPicPr>
                         </pic:nvPicPr>
                         <pic:blipFill>
-                          <a:blip r:embed="rId39"/>
+                          <a:blip r:embed="rId42"/>
                           <a:stretch>
                             <a:fillRect/>
                           </a:stretch>
@@ -647,7 +808,7 @@
               <w:t xml:space="preserve">Figure 5: Benzene emissions from point sources as a percentage of total UK emissions, 2005–2023. Source: NAEI point source database and national totals.</w:t>
             </w:r>
           </w:p>
-          <w:bookmarkEnd w:id="42"/>
+          <w:bookmarkEnd w:id="45"/>
         </w:tc>
       </w:tr>
     </w:tbl>
@@ -672,7 +833,7 @@
       <w:tr>
         <w:tc>
           <w:tcPr/>
-          <w:bookmarkStart w:id="46" w:name="fig-point-concentration"/>
+          <w:bookmarkStart w:id="49" w:name="fig-point-concentration"/>
           <w:p>
             <w:pPr>
               <w:pStyle w:val="Compact"/>
@@ -683,18 +844,18 @@
                 <wp:inline>
                   <wp:extent cx="5334000" cy="3824552"/>
                   <wp:effectExtent b="0" l="0" r="0" t="0"/>
-                  <wp:docPr descr="" title="" id="44" name="Picture"/>
+                  <wp:docPr descr="" title="" id="47" name="Picture"/>
                   <a:graphic>
                     <a:graphicData uri="http://schemas.openxmlformats.org/drawingml/2006/picture">
                       <pic:pic>
                         <pic:nvPicPr>
-                          <pic:cNvPr descr="index_files/figure-docx/fig-point-concentration-1.png" id="45" name="Picture"/>
+                          <pic:cNvPr descr="index_files/figure-docx/fig-point-concentration-1.png" id="48" name="Picture"/>
                           <pic:cNvPicPr>
                             <a:picLocks noChangeArrowheads="1" noChangeAspect="1"/>
                           </pic:cNvPicPr>
                         </pic:nvPicPr>
                         <pic:blipFill>
-                          <a:blip r:embed="rId43"/>
+                          <a:blip r:embed="rId46"/>
                           <a:stretch>
                             <a:fillRect/>
                           </a:stretch>
@@ -734,11 +895,11 @@
               <w:t xml:space="preserve">Figure 6: Cumulative share of point-source benzene emissions in 2023, with sites ordered from largest to smallest. A steep early rise means a small number of sites account for most emissions.</w:t>
             </w:r>
           </w:p>
-          <w:bookmarkEnd w:id="46"/>
+          <w:bookmarkEnd w:id="49"/>
         </w:tc>
       </w:tr>
     </w:tbl>
-    <w:bookmarkStart w:id="51" w:name="largest-point-sources"/>
+    <w:bookmarkStart w:id="54" w:name="largest-point-sources"/>
     <w:p>
       <w:pPr>
         <w:pStyle w:val="Heading4"/>
@@ -760,7 +921,7 @@
       <w:tr>
         <w:tc>
           <w:tcPr/>
-          <w:bookmarkStart w:id="50" w:name="fig-top-sites-map"/>
+          <w:bookmarkStart w:id="53" w:name="fig-top-sites-map"/>
           <w:p>
             <w:pPr>
               <w:pStyle w:val="Compact"/>
@@ -771,18 +932,18 @@
                 <wp:inline>
                   <wp:extent cx="5334000" cy="3824552"/>
                   <wp:effectExtent b="0" l="0" r="0" t="0"/>
-                  <wp:docPr descr="" title="" id="48" name="Picture"/>
+                  <wp:docPr descr="" title="" id="51" name="Picture"/>
                   <a:graphic>
                     <a:graphicData uri="http://schemas.openxmlformats.org/drawingml/2006/picture">
                       <pic:pic>
                         <pic:nvPicPr>
-                          <pic:cNvPr descr="index_files/figure-docx/fig-top-sites-map-1.png" id="49" name="Picture"/>
+                          <pic:cNvPr descr="index_files/figure-docx/fig-top-sites-map-1.png" id="52" name="Picture"/>
                           <pic:cNvPicPr>
                             <a:picLocks noChangeArrowheads="1" noChangeAspect="1"/>
                           </pic:cNvPicPr>
                         </pic:nvPicPr>
                         <pic:blipFill>
-                          <a:blip r:embed="rId47"/>
+                          <a:blip r:embed="rId50"/>
                           <a:stretch>
                             <a:fillRect/>
                           </a:stretch>
@@ -822,13 +983,13 @@
               <w:t xml:space="preserve">Figure 7: Locations of the largest benzene point sources in 2023. Circle area is proportional to annual emissions (tonnes).</w:t>
             </w:r>
           </w:p>
-          <w:bookmarkEnd w:id="50"/>
+          <w:bookmarkEnd w:id="53"/>
         </w:tc>
       </w:tr>
     </w:tbl>
-    <w:bookmarkEnd w:id="51"/>
-    <w:bookmarkEnd w:id="52"/>
-    <w:bookmarkStart w:id="56" w:name="monitoring"/>
+    <w:bookmarkEnd w:id="54"/>
+    <w:bookmarkEnd w:id="55"/>
+    <w:bookmarkStart w:id="59" w:name="monitoring"/>
     <w:p>
       <w:pPr>
         <w:pStyle w:val="Heading2"/>
@@ -854,7 +1015,7 @@
         <w:t xml:space="preserve">. Defra monitors it through the UK Hydrocarbons Network, which is made up of two complementary parts: a small number of automatic sites giving high time-resolution data, and a larger network of non-automatic samplers giving wider spatial coverage. In 2023, no UK monitoring site exceeded the limit value.</w:t>
       </w:r>
     </w:p>
-    <w:bookmarkStart w:id="53" w:name="automatic-hydrocarbon-network"/>
+    <w:bookmarkStart w:id="56" w:name="automatic-hydrocarbon-network"/>
     <w:p>
       <w:pPr>
         <w:pStyle w:val="Heading3"/>
@@ -868,11 +1029,11 @@
         <w:pStyle w:val="FirstParagraph"/>
       </w:pPr>
       <w:r>
-        <w:t xml:space="preserve">The Automatic Hydrocarbon Network uses automated gas chromatography to measure 29 volatile organic compounds, including benzene and 1,3-butadiene, every hour. It currently has 5 active sites. The hourly data are valuable for understanding daily cycles and short pollution episodes and for identifying sources. However, with so few sites, the network cannot say much about how concentrations vary across the country.</w:t>
+        <w:t xml:space="preserve">The Automatic Hydrocarbon Network uses automated gas chromatography to measure 29 volatile organic compounds, including benzene, every hour. It currently has 5 active sites. The hourly data are valuable for understanding daily cycles and short pollution episodes and for identifying sources. However, with a limited number of sites (3 of which are in London) the network cannot determine how concentrations vary across the country.</w:t>
       </w:r>
     </w:p>
-    <w:bookmarkEnd w:id="53"/>
-    <w:bookmarkStart w:id="54" w:name="non-automatic-hydrocarbon-network"/>
+    <w:bookmarkEnd w:id="56"/>
+    <w:bookmarkStart w:id="57" w:name="non-automatic-hydrocarbon-network"/>
     <w:p>
       <w:pPr>
         <w:pStyle w:val="Heading3"/>
@@ -886,11 +1047,11 @@
         <w:pStyle w:val="FirstParagraph"/>
       </w:pPr>
       <w:r>
-        <w:t xml:space="preserve">The Non-Automatic Hydrocarbon Network gives much wider coverage, with 34 active sites. Air is drawn through dual sorbent tubes by a controlled-flow pump. The tubes are changed every two weeks and analysed in the laboratory by thermal desorption and gas chromatography–mass spectrometry. This gives fortnightly averages, not hourly values, but the extra sites cover a far wider range of locations.</w:t>
+        <w:t xml:space="preserve">The Non-Automatic Hydrocarbon Network gives much wider coverage, with 34 active sites but at a much lower time resolution. These tubes are changed every two weeks and analysed in the laboratory by thermal desorption and gas chromatography–mass spectrometry. This gives fortnightly averages rather than hourly values.</w:t>
       </w:r>
     </w:p>
-    <w:bookmarkEnd w:id="54"/>
-    <w:bookmarkStart w:id="55" w:name="network-coverage-over-time"/>
+    <w:bookmarkEnd w:id="57"/>
+    <w:bookmarkStart w:id="58" w:name="network-coverage-over-time"/>
     <w:p>
       <w:pPr>
         <w:pStyle w:val="Heading3"/>
@@ -907,8 +1068,8 @@
         <w:t xml:space="preserve">87 sites have measured benzene in the two networks at some point, and 39 are active today. Coverage peaked in 2012, with 45 sites running.</w:t>
       </w:r>
     </w:p>
-    <w:bookmarkEnd w:id="55"/>
-    <w:bookmarkEnd w:id="56"/>
+    <w:bookmarkEnd w:id="58"/>
+    <w:bookmarkEnd w:id="59"/>
     <w:p>
       <w:pPr>
         <w:pStyle w:val="Heading2"/>
@@ -930,7 +1091,7 @@
       <w:tr>
         <w:tc>
           <w:tcPr/>
-          <w:bookmarkStart w:id="60" w:name="fig-sites-per-year"/>
+          <w:bookmarkStart w:id="63" w:name="fig-sites-per-year"/>
           <w:p>
             <w:pPr>
               <w:pStyle w:val="Compact"/>
@@ -941,18 +1102,18 @@
                 <wp:inline>
                   <wp:extent cx="5334000" cy="3824552"/>
                   <wp:effectExtent b="0" l="0" r="0" t="0"/>
-                  <wp:docPr descr="" title="" id="58" name="Picture"/>
+                  <wp:docPr descr="" title="" id="61" name="Picture"/>
                   <a:graphic>
                     <a:graphicData uri="http://schemas.openxmlformats.org/drawingml/2006/picture">
                       <pic:pic>
                         <pic:nvPicPr>
-                          <pic:cNvPr descr="index_files/figure-docx/fig-sites-per-year-1.png" id="59" name="Picture"/>
+                          <pic:cNvPr descr="index_files/figure-docx/fig-sites-per-year-1.png" id="62" name="Picture"/>
                           <pic:cNvPicPr>
                             <a:picLocks noChangeArrowheads="1" noChangeAspect="1"/>
                           </pic:cNvPicPr>
                         </pic:nvPicPr>
                         <pic:blipFill>
-                          <a:blip r:embed="rId57"/>
+                          <a:blip r:embed="rId60"/>
                           <a:stretch>
                             <a:fillRect/>
                           </a:stretch>
@@ -1004,7 +1165,7 @@
               <w:t xml:space="preserve">(2008–2010) is shown as Urban Industrial.</w:t>
             </w:r>
           </w:p>
-          <w:bookmarkEnd w:id="60"/>
+          <w:bookmarkEnd w:id="63"/>
         </w:tc>
       </w:tr>
     </w:tbl>
@@ -1029,7 +1190,7 @@
       <w:tr>
         <w:tc>
           <w:tcPr/>
-          <w:bookmarkStart w:id="64" w:name="fig-site-status"/>
+          <w:bookmarkStart w:id="67" w:name="fig-site-status"/>
           <w:p>
             <w:pPr>
               <w:pStyle w:val="Compact"/>
@@ -1040,18 +1201,18 @@
                 <wp:inline>
                   <wp:extent cx="5334000" cy="3824552"/>
                   <wp:effectExtent b="0" l="0" r="0" t="0"/>
-                  <wp:docPr descr="" title="" id="62" name="Picture"/>
+                  <wp:docPr descr="" title="" id="65" name="Picture"/>
                   <a:graphic>
                     <a:graphicData uri="http://schemas.openxmlformats.org/drawingml/2006/picture">
                       <pic:pic>
                         <pic:nvPicPr>
-                          <pic:cNvPr descr="index_files/figure-docx/fig-site-status-1.png" id="63" name="Picture"/>
+                          <pic:cNvPr descr="index_files/figure-docx/fig-site-status-1.png" id="66" name="Picture"/>
                           <pic:cNvPicPr>
                             <a:picLocks noChangeArrowheads="1" noChangeAspect="1"/>
                           </pic:cNvPicPr>
                         </pic:nvPicPr>
                         <pic:blipFill>
-                          <a:blip r:embed="rId61"/>
+                          <a:blip r:embed="rId64"/>
                           <a:stretch>
                             <a:fillRect/>
                           </a:stretch>
@@ -1091,11 +1252,11 @@
               <w:t xml:space="preserve">Figure 9: Active and closed benzene monitoring sites in each network, by site type.</w:t>
             </w:r>
           </w:p>
-          <w:bookmarkEnd w:id="64"/>
+          <w:bookmarkEnd w:id="67"/>
         </w:tc>
       </w:tr>
     </w:tbl>
-    <w:bookmarkStart w:id="86" w:name="Xdcf3b209375eb506c5a48c234a4d5b5752b8406"/>
+    <w:bookmarkStart w:id="89" w:name="Xdcf3b209375eb506c5a48c234a4d5b5752b8406"/>
     <w:p>
       <w:pPr>
         <w:pStyle w:val="Heading2"/>
@@ -1133,7 +1294,7 @@
       <w:tr>
         <w:tc>
           <w:tcPr/>
-          <w:bookmarkStart w:id="68" w:name="fig-monitoring-map"/>
+          <w:bookmarkStart w:id="71" w:name="fig-monitoring-map"/>
           <w:p>
             <w:pPr>
               <w:pStyle w:val="Compact"/>
@@ -1144,18 +1305,18 @@
                 <wp:inline>
                   <wp:extent cx="5334000" cy="3824552"/>
                   <wp:effectExtent b="0" l="0" r="0" t="0"/>
-                  <wp:docPr descr="" title="" id="66" name="Picture"/>
+                  <wp:docPr descr="" title="" id="69" name="Picture"/>
                   <a:graphic>
                     <a:graphicData uri="http://schemas.openxmlformats.org/drawingml/2006/picture">
                       <pic:pic>
                         <pic:nvPicPr>
-                          <pic:cNvPr descr="index_files/figure-docx/fig-monitoring-map-1.png" id="67" name="Picture"/>
+                          <pic:cNvPr descr="index_files/figure-docx/fig-monitoring-map-1.png" id="70" name="Picture"/>
                           <pic:cNvPicPr>
                             <a:picLocks noChangeArrowheads="1" noChangeAspect="1"/>
                           </pic:cNvPicPr>
                         </pic:nvPicPr>
                         <pic:blipFill>
-                          <a:blip r:embed="rId65"/>
+                          <a:blip r:embed="rId68"/>
                           <a:stretch>
                             <a:fillRect/>
                           </a:stretch>
@@ -1192,14 +1353,14 @@
               <w:pStyle w:val="ImageCaption"/>
             </w:pPr>
             <w:r>
-              <w:t xml:space="preserve">Figure 10: Active benzene monitoring sites and the ten largest point sources in 2023 (red), each shown with a 10 km radius.</w:t>
+              <w:t xml:space="preserve">Figure 10: Active benzene monitoring sites and the 20 largest point sources in 2023 (red), each shown with a 10 km radius.</w:t>
             </w:r>
           </w:p>
-          <w:bookmarkEnd w:id="68"/>
+          <w:bookmarkEnd w:id="71"/>
         </w:tc>
       </w:tr>
     </w:tbl>
-    <w:bookmarkStart w:id="70" w:name="nearest-monitor-to-each-major-source"/>
+    <w:bookmarkStart w:id="73" w:name="nearest-monitor-to-each-major-source"/>
     <w:p>
       <w:pPr>
         <w:pStyle w:val="Heading4"/>
@@ -1221,7 +1382,7 @@
       <w:tr>
         <w:tc>
           <w:tcPr/>
-          <w:bookmarkStart w:id="69" w:name="tbl-nearest-monitor"/>
+          <w:bookmarkStart w:id="72" w:name="tbl-nearest-monitor"/>
           <w:p>
             <w:pPr>
               <w:jc w:val="center"/>
@@ -2134,13 +2295,13 @@
               </w:tc>
             </w:tr>
           </w:tbl>
-          <w:bookmarkEnd w:id="69"/>
+          <w:bookmarkEnd w:id="72"/>
           <w:p/>
         </w:tc>
       </w:tr>
     </w:tbl>
-    <w:bookmarkEnd w:id="70"/>
-    <w:bookmarkStart w:id="75" w:name="has-monitoring-kept-up-with-the-sources"/>
+    <w:bookmarkEnd w:id="73"/>
+    <w:bookmarkStart w:id="78" w:name="has-monitoring-kept-up-with-the-sources"/>
     <w:p>
       <w:pPr>
         <w:pStyle w:val="Heading4"/>
@@ -2154,7 +2315,40 @@
         <w:pStyle w:val="FirstParagraph"/>
       </w:pPr>
       <w:r>
-        <w:t xml:space="preserve">The chart below compares each year’s 100 largest point sources with the monitors running in that year. It shows the median distance to the nearest monitor, and the mean weighted by emissions, which gives more influence to the largest sources.</w:t>
+        <w:t xml:space="preserve">Figure</w:t>
+      </w:r>
+      <w:r>
+        <w:t xml:space="preserve"> </w:t>
+      </w:r>
+      <w:hyperlink w:anchor="fig-distance-trend">
+        <w:r>
+          <w:rPr>
+            <w:rStyle w:val="Hyperlink"/>
+          </w:rPr>
+          <w:t xml:space="preserve">Figure 11</w:t>
+        </w:r>
+      </w:hyperlink>
+      <w:r>
+        <w:t xml:space="preserve"> </w:t>
+      </w:r>
+      <w:r>
+        <w:t xml:space="preserve">compares each year’s 100 largest point sources with the monitors operational in that year. It shows the median distance to the nearest monitor, and the mean weighted by emissions. This metric gives greater influence to the largest sources.</w:t>
+      </w:r>
+    </w:p>
+    <w:p>
+      <w:pPr>
+        <w:pStyle w:val="BodyText"/>
+      </w:pPr>
+      <w:r>
+        <w:t xml:space="preserve">While the median distance has stayed roughly constant at 17–19 km, the emission-weighted mean has increased from around 18 km in 2005 to 28 km in 2023. This means that the largest sources have become less well covered by monitoring over time.</w:t>
+      </w:r>
+    </w:p>
+    <w:p>
+      <w:pPr>
+        <w:pStyle w:val="BodyText"/>
+      </w:pPr>
+      <w:r>
+        <w:t xml:space="preserve">The large spike in the emission-weighted mean distance in 2011 corresponds to the lack of operational monitoring site near the South Killingholmne and Lindsey Oil refineries for this year.</w:t>
       </w:r>
     </w:p>
     <w:tbl>
@@ -2170,7 +2364,7 @@
       <w:tr>
         <w:tc>
           <w:tcPr/>
-          <w:bookmarkStart w:id="74" w:name="fig-distance-trend"/>
+          <w:bookmarkStart w:id="77" w:name="fig-distance-trend"/>
           <w:p>
             <w:pPr>
               <w:pStyle w:val="Compact"/>
@@ -2181,18 +2375,18 @@
                 <wp:inline>
                   <wp:extent cx="5334000" cy="3824552"/>
                   <wp:effectExtent b="0" l="0" r="0" t="0"/>
-                  <wp:docPr descr="" title="" id="72" name="Picture"/>
+                  <wp:docPr descr="" title="" id="75" name="Picture"/>
                   <a:graphic>
                     <a:graphicData uri="http://schemas.openxmlformats.org/drawingml/2006/picture">
                       <pic:pic>
                         <pic:nvPicPr>
-                          <pic:cNvPr descr="index_files/figure-docx/fig-distance-trend-1.png" id="73" name="Picture"/>
+                          <pic:cNvPr descr="index_files/figure-docx/fig-distance-trend-1.png" id="76" name="Picture"/>
                           <pic:cNvPicPr>
                             <a:picLocks noChangeArrowheads="1" noChangeAspect="1"/>
                           </pic:cNvPicPr>
                         </pic:nvPicPr>
                         <pic:blipFill>
-                          <a:blip r:embed="rId71"/>
+                          <a:blip r:embed="rId74"/>
                           <a:stretch>
                             <a:fillRect/>
                           </a:stretch>
@@ -2232,12 +2426,12 @@
               <w:t xml:space="preserve">Figure 11: Distance from each year’s 100 largest point sources to the nearest monitor operating in that year. The emission-weighted mean gives more influence to the largest sources.</w:t>
             </w:r>
           </w:p>
-          <w:bookmarkEnd w:id="74"/>
+          <w:bookmarkEnd w:id="77"/>
         </w:tc>
       </w:tr>
     </w:tbl>
-    <w:bookmarkEnd w:id="75"/>
-    <w:bookmarkStart w:id="85" w:name="Xe7ce1793ddb46bc319bd4a5d1310859f8dfaa4f"/>
+    <w:bookmarkEnd w:id="78"/>
+    <w:bookmarkStart w:id="88" w:name="Xe7ce1793ddb46bc319bd4a5d1310859f8dfaa4f"/>
     <w:p>
       <w:pPr>
         <w:pStyle w:val="Heading3"/>
@@ -2267,7 +2461,7 @@
       <w:tr>
         <w:tc>
           <w:tcPr/>
-          <w:bookmarkStart w:id="76" w:name="tbl-closest-pairs"/>
+          <w:bookmarkStart w:id="79" w:name="tbl-closest-pairs"/>
           <w:p>
             <w:pPr>
               <w:jc w:val="center"/>
@@ -3180,7 +3374,7 @@
               </w:tc>
             </w:tr>
           </w:tbl>
-          <w:bookmarkEnd w:id="76"/>
+          <w:bookmarkEnd w:id="79"/>
           <w:p/>
         </w:tc>
       </w:tr>
@@ -3206,7 +3400,7 @@
       <w:tr>
         <w:tc>
           <w:tcPr/>
-          <w:bookmarkStart w:id="80" w:name="fig-comparison-map"/>
+          <w:bookmarkStart w:id="83" w:name="fig-comparison-map"/>
           <w:p>
             <w:pPr>
               <w:pStyle w:val="Compact"/>
@@ -3217,18 +3411,18 @@
                 <wp:inline>
                   <wp:extent cx="5334000" cy="3824552"/>
                   <wp:effectExtent b="0" l="0" r="0" t="0"/>
-                  <wp:docPr descr="" title="" id="78" name="Picture"/>
+                  <wp:docPr descr="" title="" id="81" name="Picture"/>
                   <a:graphic>
                     <a:graphicData uri="http://schemas.openxmlformats.org/drawingml/2006/picture">
                       <pic:pic>
                         <pic:nvPicPr>
-                          <pic:cNvPr descr="index_files/figure-docx/fig-comparison-map-1.png" id="79" name="Picture"/>
+                          <pic:cNvPr descr="index_files/figure-docx/fig-comparison-map-1.png" id="82" name="Picture"/>
                           <pic:cNvPicPr>
                             <a:picLocks noChangeArrowheads="1" noChangeAspect="1"/>
                           </pic:cNvPicPr>
                         </pic:nvPicPr>
                         <pic:blipFill>
-                          <a:blip r:embed="rId77"/>
+                          <a:blip r:embed="rId80"/>
                           <a:stretch>
                             <a:fillRect/>
                           </a:stretch>
@@ -3268,7 +3462,7 @@
               <w:t xml:space="preserve">Figure 12: Locations of London Marylebone Road (automatic), Camden Kerbside and London Bloomsbury (non-automatic).</w:t>
             </w:r>
           </w:p>
-          <w:bookmarkEnd w:id="80"/>
+          <w:bookmarkEnd w:id="83"/>
         </w:tc>
       </w:tr>
     </w:tbl>
@@ -3293,7 +3487,7 @@
       <w:tr>
         <w:tc>
           <w:tcPr/>
-          <w:bookmarkStart w:id="84" w:name="fig-comparison-fortnightly"/>
+          <w:bookmarkStart w:id="87" w:name="fig-comparison-fortnightly"/>
           <w:p>
             <w:pPr>
               <w:pStyle w:val="Compact"/>
@@ -3304,18 +3498,18 @@
                 <wp:inline>
                   <wp:extent cx="5334000" cy="3824552"/>
                   <wp:effectExtent b="0" l="0" r="0" t="0"/>
-                  <wp:docPr descr="" title="" id="82" name="Picture"/>
+                  <wp:docPr descr="" title="" id="85" name="Picture"/>
                   <a:graphic>
                     <a:graphicData uri="http://schemas.openxmlformats.org/drawingml/2006/picture">
                       <pic:pic>
                         <pic:nvPicPr>
-                          <pic:cNvPr descr="index_files/figure-docx/fig-comparison-fortnightly-1.png" id="83" name="Picture"/>
+                          <pic:cNvPr descr="index_files/figure-docx/fig-comparison-fortnightly-1.png" id="86" name="Picture"/>
                           <pic:cNvPicPr>
                             <a:picLocks noChangeArrowheads="1" noChangeAspect="1"/>
                           </pic:cNvPicPr>
                         </pic:nvPicPr>
                         <pic:blipFill>
-                          <a:blip r:embed="rId81"/>
+                          <a:blip r:embed="rId84"/>
                           <a:stretch>
                             <a:fillRect/>
                           </a:stretch>
@@ -3355,12 +3549,12 @@
               <w:t xml:space="preserve">Figure 13: Fortnightly benzene concentrations at London Marylebone Road (automatic, hourly data averaged over each sampling period), Camden Kerbside and London Bloomsbury (non-automatic). Gaps of more than one month are left unjoined.</w:t>
             </w:r>
           </w:p>
-          <w:bookmarkEnd w:id="84"/>
+          <w:bookmarkEnd w:id="87"/>
         </w:tc>
       </w:tr>
     </w:tbl>
-    <w:bookmarkEnd w:id="85"/>
-    <w:bookmarkEnd w:id="86"/>
+    <w:bookmarkEnd w:id="88"/>
+    <w:bookmarkEnd w:id="89"/>
     <w:sectPr>
       <w:footnotePr>
         <w:numRestart w:val="eachSect"/>
@@ -3471,8 +3665,114 @@
       </w:pPr>
     </w:lvl>
   </w:abstractNum>
+  <w:abstractNum w:abstractNumId="991">
+    <w:nsid w:val="0000A991"/>
+    <w:multiLevelType w:val="multilevel"/>
+    <w:lvl w:ilvl="0">
+      <w:numFmt w:val="bullet"/>
+      <w:lvlText w:val=""/>
+      <w:lvlJc w:val="left"/>
+      <w:pPr>
+        <w:ind w:left="720" w:hanging="360"/>
+      </w:pPr>
+      <w:rPr>
+        <w:rFonts w:ascii="Symbol" w:hAnsi="Symbol" w:cs="Symbol" w:hint="default"/>
+      </w:rPr>
+    </w:lvl>
+    <w:lvl w:ilvl="1">
+      <w:numFmt w:val="bullet"/>
+      <w:lvlText w:val="o"/>
+      <w:lvlJc w:val="left"/>
+      <w:pPr>
+        <w:ind w:left="1440" w:hanging="360"/>
+      </w:pPr>
+      <w:rPr>
+        <w:rFonts w:ascii="Courier New" w:hAnsi="Courier New" w:cs="Courier New" w:hint="default"/>
+      </w:rPr>
+    </w:lvl>
+    <w:lvl w:ilvl="2">
+      <w:numFmt w:val="bullet"/>
+      <w:lvlText w:val=""/>
+      <w:lvlJc w:val="left"/>
+      <w:pPr>
+        <w:ind w:left="2160" w:hanging="360"/>
+      </w:pPr>
+      <w:rPr>
+        <w:rFonts w:ascii="Wingdings" w:hAnsi="Wingdings" w:cs="Wingdings" w:hint="default"/>
+      </w:rPr>
+    </w:lvl>
+    <w:lvl w:ilvl="3">
+      <w:numFmt w:val="bullet"/>
+      <w:lvlText w:val=""/>
+      <w:lvlJc w:val="left"/>
+      <w:pPr>
+        <w:ind w:left="2880" w:hanging="360"/>
+      </w:pPr>
+      <w:rPr>
+        <w:rFonts w:ascii="Symbol" w:hAnsi="Symbol" w:cs="Symbol" w:hint="default"/>
+      </w:rPr>
+    </w:lvl>
+    <w:lvl w:ilvl="4">
+      <w:numFmt w:val="bullet"/>
+      <w:lvlText w:val="o"/>
+      <w:lvlJc w:val="left"/>
+      <w:pPr>
+        <w:ind w:left="3600" w:hanging="360"/>
+      </w:pPr>
+      <w:rPr>
+        <w:rFonts w:ascii="Courier New" w:hAnsi="Courier New" w:cs="Courier New" w:hint="default"/>
+      </w:rPr>
+    </w:lvl>
+    <w:lvl w:ilvl="5">
+      <w:numFmt w:val="bullet"/>
+      <w:lvlText w:val=""/>
+      <w:lvlJc w:val="left"/>
+      <w:pPr>
+        <w:ind w:left="4320" w:hanging="360"/>
+      </w:pPr>
+      <w:rPr>
+        <w:rFonts w:ascii="Wingdings" w:hAnsi="Wingdings" w:cs="Wingdings" w:hint="default"/>
+      </w:rPr>
+    </w:lvl>
+    <w:lvl w:ilvl="6">
+      <w:numFmt w:val="bullet"/>
+      <w:lvlText w:val=""/>
+      <w:lvlJc w:val="left"/>
+      <w:pPr>
+        <w:ind w:left="5040" w:hanging="360"/>
+      </w:pPr>
+      <w:rPr>
+        <w:rFonts w:ascii="Symbol" w:hAnsi="Symbol" w:cs="Symbol" w:hint="default"/>
+      </w:rPr>
+    </w:lvl>
+    <w:lvl w:ilvl="7">
+      <w:numFmt w:val="bullet"/>
+      <w:lvlText w:val="o"/>
+      <w:lvlJc w:val="left"/>
+      <w:pPr>
+        <w:ind w:left="5760" w:hanging="360"/>
+      </w:pPr>
+      <w:rPr>
+        <w:rFonts w:ascii="Courier New" w:hAnsi="Courier New" w:cs="Courier New" w:hint="default"/>
+      </w:rPr>
+    </w:lvl>
+    <w:lvl w:ilvl="8">
+      <w:numFmt w:val="bullet"/>
+      <w:lvlText w:val=""/>
+      <w:lvlJc w:val="left"/>
+      <w:pPr>
+        <w:ind w:left="6480" w:hanging="360"/>
+      </w:pPr>
+      <w:rPr>
+        <w:rFonts w:ascii="Wingdings" w:hAnsi="Wingdings" w:cs="Wingdings" w:hint="default"/>
+      </w:rPr>
+    </w:lvl>
+  </w:abstractNum>
   <w:num w:numId="1000">
     <w:abstractNumId w:val="990"/>
+  </w:num>
+  <w:num w:numId="1001">
+    <w:abstractNumId w:val="991"/>
   </w:num>
 </w:numbering>
 </file>

--- a/docs/index.docx
+++ b/docs/index.docx
@@ -1177,6 +1177,25 @@
         <w:t xml:space="preserve">Active and closed sites</w:t>
       </w:r>
     </w:p>
+    <w:p>
+      <w:pPr>
+        <w:pStyle w:val="FirstParagraph"/>
+      </w:pPr>
+      <w:r>
+        <w:t xml:space="preserve">All 34 active non-automatic sites are in urban areas (</w:t>
+      </w:r>
+      <w:hyperlink w:anchor="fig-site-status">
+        <w:r>
+          <w:rPr>
+            <w:rStyle w:val="Hyperlink"/>
+          </w:rPr>
+          <w:t xml:space="preserve">Figure 9</w:t>
+        </w:r>
+      </w:hyperlink>
+      <w:r>
+        <w:t xml:space="preserve">). This reflects the networks’ original focus on traffic pollution, but it means that suburban and rural communites are largely unmonitored.</w:t>
+      </w:r>
+    </w:p>
     <w:tbl>
       <w:tblPr>
         <w:tblStyle w:val="Table"/>
@@ -1393,7 +1412,7 @@
               <w:pStyle w:val="ImageCaption"/>
             </w:pPr>
             <w:r>
-              <w:t xml:space="preserve">Table 1: Nearest active benzene monitor to each of the ten largest point sources in 2023, and the number of active monitors within 10 km.</w:t>
+              <w:t xml:space="preserve">Table 1: Nearest active benzene monitor to each of the ten largest point sources in 2023.</w:t>
             </w:r>
           </w:p>
           <w:tbl>
@@ -1404,12 +1423,11 @@
               <w:tblLook w:firstRow="1" w:lastRow="0" w:firstColumn="0" w:lastColumn="0" w:noHBand="0" w:noVBand="0" w:val="0020"/>
             </w:tblPr>
             <w:tblGrid>
-              <w:gridCol w:w="1786"/>
-              <w:gridCol w:w="774"/>
-              <w:gridCol w:w="2203"/>
-              <w:gridCol w:w="1012"/>
-              <w:gridCol w:w="833"/>
-              <w:gridCol w:w="1310"/>
+              <w:gridCol w:w="2140"/>
+              <w:gridCol w:w="927"/>
+              <w:gridCol w:w="2640"/>
+              <w:gridCol w:w="1212"/>
+              <w:gridCol w:w="998"/>
             </w:tblGrid>
             <w:tr>
               <w:trPr>
@@ -1480,19 +1498,6 @@
                   </w:r>
                 </w:p>
               </w:tc>
-              <w:tc>
-                <w:tcPr/>
-                <w:p>
-                  <w:pPr>
-                    <w:pStyle w:val="Compact"/>
-                    <w:jc w:val="right"/>
-                    <w:jc w:val="center"/>
-                  </w:pPr>
-                  <w:r>
-                    <w:t xml:space="preserve">Monitors within 10 km</w:t>
-                  </w:r>
-                </w:p>
-              </w:tc>
             </w:tr>
             <w:tr>
               <w:tc>
@@ -1560,19 +1565,6 @@
                   </w:r>
                 </w:p>
               </w:tc>
-              <w:tc>
-                <w:tcPr/>
-                <w:p>
-                  <w:pPr>
-                    <w:pStyle w:val="Compact"/>
-                    <w:jc w:val="right"/>
-                    <w:jc w:val="center"/>
-                  </w:pPr>
-                  <w:r>
-                    <w:t xml:space="preserve">0</w:t>
-                  </w:r>
-                </w:p>
-              </w:tc>
             </w:tr>
             <w:tr>
               <w:tc>
@@ -1640,19 +1632,6 @@
                   </w:r>
                 </w:p>
               </w:tc>
-              <w:tc>
-                <w:tcPr/>
-                <w:p>
-                  <w:pPr>
-                    <w:pStyle w:val="Compact"/>
-                    <w:jc w:val="right"/>
-                    <w:jc w:val="center"/>
-                  </w:pPr>
-                  <w:r>
-                    <w:t xml:space="preserve">0</w:t>
-                  </w:r>
-                </w:p>
-              </w:tc>
             </w:tr>
             <w:tr>
               <w:tc>
@@ -1720,19 +1699,6 @@
                   </w:r>
                 </w:p>
               </w:tc>
-              <w:tc>
-                <w:tcPr/>
-                <w:p>
-                  <w:pPr>
-                    <w:pStyle w:val="Compact"/>
-                    <w:jc w:val="right"/>
-                    <w:jc w:val="center"/>
-                  </w:pPr>
-                  <w:r>
-                    <w:t xml:space="preserve">0</w:t>
-                  </w:r>
-                </w:p>
-              </w:tc>
             </w:tr>
             <w:tr>
               <w:tc>
@@ -1800,19 +1766,6 @@
                   </w:r>
                 </w:p>
               </w:tc>
-              <w:tc>
-                <w:tcPr/>
-                <w:p>
-                  <w:pPr>
-                    <w:pStyle w:val="Compact"/>
-                    <w:jc w:val="right"/>
-                    <w:jc w:val="center"/>
-                  </w:pPr>
-                  <w:r>
-                    <w:t xml:space="preserve">1</w:t>
-                  </w:r>
-                </w:p>
-              </w:tc>
             </w:tr>
             <w:tr>
               <w:tc>
@@ -1880,19 +1833,6 @@
                   </w:r>
                 </w:p>
               </w:tc>
-              <w:tc>
-                <w:tcPr/>
-                <w:p>
-                  <w:pPr>
-                    <w:pStyle w:val="Compact"/>
-                    <w:jc w:val="right"/>
-                    <w:jc w:val="center"/>
-                  </w:pPr>
-                  <w:r>
-                    <w:t xml:space="preserve">1</w:t>
-                  </w:r>
-                </w:p>
-              </w:tc>
             </w:tr>
             <w:tr>
               <w:tc>
@@ -1960,19 +1900,6 @@
                   </w:r>
                 </w:p>
               </w:tc>
-              <w:tc>
-                <w:tcPr/>
-                <w:p>
-                  <w:pPr>
-                    <w:pStyle w:val="Compact"/>
-                    <w:jc w:val="right"/>
-                    <w:jc w:val="center"/>
-                  </w:pPr>
-                  <w:r>
-                    <w:t xml:space="preserve">0</w:t>
-                  </w:r>
-                </w:p>
-              </w:tc>
             </w:tr>
             <w:tr>
               <w:tc>
@@ -2040,19 +1967,6 @@
                   </w:r>
                 </w:p>
               </w:tc>
-              <w:tc>
-                <w:tcPr/>
-                <w:p>
-                  <w:pPr>
-                    <w:pStyle w:val="Compact"/>
-                    <w:jc w:val="right"/>
-                    <w:jc w:val="center"/>
-                  </w:pPr>
-                  <w:r>
-                    <w:t xml:space="preserve">1</w:t>
-                  </w:r>
-                </w:p>
-              </w:tc>
             </w:tr>
             <w:tr>
               <w:tc>
@@ -2120,19 +2034,6 @@
                   </w:r>
                 </w:p>
               </w:tc>
-              <w:tc>
-                <w:tcPr/>
-                <w:p>
-                  <w:pPr>
-                    <w:pStyle w:val="Compact"/>
-                    <w:jc w:val="right"/>
-                    <w:jc w:val="center"/>
-                  </w:pPr>
-                  <w:r>
-                    <w:t xml:space="preserve">1</w:t>
-                  </w:r>
-                </w:p>
-              </w:tc>
             </w:tr>
             <w:tr>
               <w:tc>
@@ -2200,19 +2101,6 @@
                   </w:r>
                 </w:p>
               </w:tc>
-              <w:tc>
-                <w:tcPr/>
-                <w:p>
-                  <w:pPr>
-                    <w:pStyle w:val="Compact"/>
-                    <w:jc w:val="right"/>
-                    <w:jc w:val="center"/>
-                  </w:pPr>
-                  <w:r>
-                    <w:t xml:space="preserve">0</w:t>
-                  </w:r>
-                </w:p>
-              </w:tc>
             </w:tr>
             <w:tr>
               <w:tc>
@@ -2277,19 +2165,6 @@
                   </w:pPr>
                   <w:r>
                     <w:t xml:space="preserve">26.1</w:t>
-                  </w:r>
-                </w:p>
-              </w:tc>
-              <w:tc>
-                <w:tcPr/>
-                <w:p>
-                  <w:pPr>
-                    <w:pStyle w:val="Compact"/>
-                    <w:jc w:val="right"/>
-                    <w:jc w:val="center"/>
-                  </w:pPr>
-                  <w:r>
-                    <w:t xml:space="preserve">0</w:t>
                   </w:r>
                 </w:p>
               </w:tc>
@@ -2314,12 +2189,6 @@
       <w:pPr>
         <w:pStyle w:val="FirstParagraph"/>
       </w:pPr>
-      <w:r>
-        <w:t xml:space="preserve">Figure</w:t>
-      </w:r>
-      <w:r>
-        <w:t xml:space="preserve"> </w:t>
-      </w:r>
       <w:hyperlink w:anchor="fig-distance-trend">
         <w:r>
           <w:rPr>
@@ -3459,7 +3328,7 @@
               <w:pStyle w:val="ImageCaption"/>
             </w:pPr>
             <w:r>
-              <w:t xml:space="preserve">Figure 12: Locations of London Marylebone Road (automatic), Camden Kerbside and London Bloomsbury (non-automatic).</w:t>
+              <w:t xml:space="preserve">Figure 12: Locations of London Marylebone Road (automatic), Camden Kerbside (non-automatic) and London Bloomsbury (non-automatic).</w:t>
             </w:r>
           </w:p>
           <w:bookmarkEnd w:id="83"/>
@@ -3546,7 +3415,7 @@
               <w:pStyle w:val="ImageCaption"/>
             </w:pPr>
             <w:r>
-              <w:t xml:space="preserve">Figure 13: Fortnightly benzene concentrations at London Marylebone Road (automatic, hourly data averaged over each sampling period), Camden Kerbside and London Bloomsbury (non-automatic). Gaps of more than one month are left unjoined.</w:t>
+              <w:t xml:space="preserve">Figure 13: Fortnightly benzene concentrations at London Marylebone Road (automatic, hourly data averaged over each sampling period), Camden Kerbside (non-automatic) and London Bloomsbury (non-automatic). Gaps of more than one month are left unjoined.</w:t>
             </w:r>
           </w:p>
           <w:bookmarkEnd w:id="87"/>
